--- a/Acordes domingo/Jorge/Palabras de vida eterna (Am).docx
+++ b/Acordes domingo/Jorge/Palabras de vida eterna (Am).docx
@@ -1305,9 +1305,7 @@
         </w:rPr>
       </w:pPr>
       <w:r>
-        <w:rPr>
-          <w:rFonts w:ascii="Consolas" w:hAnsi="Consolas"/>
-        </w:rPr>
+        <w:rPr/>
       </w:r>
     </w:p>
     <w:sectPr>
@@ -1317,7 +1315,7 @@
       <w:pgNumType w:fmt="decimal"/>
       <w:formProt w:val="false"/>
       <w:textDirection w:val="lrTb"/>
-      <w:docGrid w:type="default" w:linePitch="312" w:charSpace="4096"/>
+      <w:docGrid w:type="default" w:linePitch="312" w:charSpace="26623"/>
     </w:sectPr>
   </w:body>
 </w:document>
@@ -1497,16 +1495,16 @@
     <w:pPr>
       <w:widowControl/>
       <w:suppressAutoHyphens w:val="true"/>
-      <w:overflowPunct w:val="true"/>
+      <w:overflowPunct w:val="false"/>
       <w:bidi w:val="0"/>
       <w:spacing w:before="0" w:after="0"/>
       <w:jc w:val="left"/>
     </w:pPr>
     <w:rPr>
-      <w:rFonts w:ascii="Liberation Serif" w:hAnsi="Liberation Serif" w:eastAsia="Noto Serif CJK SC" w:cs="Lohit Devanagari"/>
+      <w:rFonts w:ascii="Consolas" w:hAnsi="Consolas" w:eastAsia="Noto Serif CJK SC" w:cs="Lohit Devanagari"/>
       <w:color w:val="auto"/>
       <w:kern w:val="2"/>
-      <w:sz w:val="24"/>
+      <w:sz w:val="13"/>
       <w:szCs w:val="24"/>
       <w:lang w:val="es-EC" w:eastAsia="zh-CN" w:bidi="hi-IN"/>
     </w:rPr>
